--- a/renda-extra/produtos/controle-total/pt-BR/ebook.docx
+++ b/renda-extra/produtos/controle-total/pt-BR/ebook.docx
@@ -2254,7 +2254,7 @@
         <w:pStyle w:val="ListParagraph"/>
         <w:numPr>
           <w:ilvl w:val="0"/>
-          <w:numId w:val="3"/>
+          <w:numId w:val="4"/>
         </w:numPr>
         <w:spacing w:after="80" w:line="300"/>
       </w:pPr>
@@ -2271,7 +2271,7 @@
         <w:pStyle w:val="ListParagraph"/>
         <w:numPr>
           <w:ilvl w:val="0"/>
-          <w:numId w:val="3"/>
+          <w:numId w:val="4"/>
         </w:numPr>
         <w:spacing w:after="80" w:line="300"/>
       </w:pPr>
@@ -2288,7 +2288,7 @@
         <w:pStyle w:val="ListParagraph"/>
         <w:numPr>
           <w:ilvl w:val="0"/>
-          <w:numId w:val="3"/>
+          <w:numId w:val="4"/>
         </w:numPr>
         <w:spacing w:after="80" w:line="300"/>
       </w:pPr>
@@ -2857,7 +2857,7 @@
         <w:pStyle w:val="ListParagraph"/>
         <w:numPr>
           <w:ilvl w:val="0"/>
-          <w:numId w:val="3"/>
+          <w:numId w:val="5"/>
         </w:numPr>
         <w:spacing w:after="80" w:line="300"/>
       </w:pPr>
@@ -2883,7 +2883,7 @@
         <w:pStyle w:val="ListParagraph"/>
         <w:numPr>
           <w:ilvl w:val="0"/>
-          <w:numId w:val="3"/>
+          <w:numId w:val="5"/>
         </w:numPr>
         <w:spacing w:after="80" w:line="300"/>
       </w:pPr>
@@ -2909,7 +2909,7 @@
         <w:pStyle w:val="ListParagraph"/>
         <w:numPr>
           <w:ilvl w:val="0"/>
-          <w:numId w:val="3"/>
+          <w:numId w:val="5"/>
         </w:numPr>
         <w:spacing w:after="80" w:line="300"/>
       </w:pPr>
@@ -3104,7 +3104,7 @@
         <w:pStyle w:val="ListParagraph"/>
         <w:numPr>
           <w:ilvl w:val="0"/>
-          <w:numId w:val="3"/>
+          <w:numId w:val="6"/>
         </w:numPr>
         <w:spacing w:after="80" w:line="300"/>
       </w:pPr>
@@ -3121,7 +3121,7 @@
         <w:pStyle w:val="ListParagraph"/>
         <w:numPr>
           <w:ilvl w:val="0"/>
-          <w:numId w:val="3"/>
+          <w:numId w:val="6"/>
         </w:numPr>
         <w:spacing w:after="80" w:line="300"/>
       </w:pPr>
@@ -3138,7 +3138,7 @@
         <w:pStyle w:val="ListParagraph"/>
         <w:numPr>
           <w:ilvl w:val="0"/>
-          <w:numId w:val="3"/>
+          <w:numId w:val="6"/>
         </w:numPr>
         <w:spacing w:after="80" w:line="300"/>
       </w:pPr>
@@ -3155,7 +3155,7 @@
         <w:pStyle w:val="ListParagraph"/>
         <w:numPr>
           <w:ilvl w:val="0"/>
-          <w:numId w:val="3"/>
+          <w:numId w:val="6"/>
         </w:numPr>
         <w:spacing w:after="80" w:line="300"/>
       </w:pPr>
@@ -3574,7 +3574,7 @@
         <w:pStyle w:val="ListParagraph"/>
         <w:numPr>
           <w:ilvl w:val="0"/>
-          <w:numId w:val="3"/>
+          <w:numId w:val="7"/>
         </w:numPr>
         <w:spacing w:after="80" w:line="300"/>
       </w:pPr>
@@ -3600,7 +3600,7 @@
         <w:pStyle w:val="ListParagraph"/>
         <w:numPr>
           <w:ilvl w:val="0"/>
-          <w:numId w:val="3"/>
+          <w:numId w:val="7"/>
         </w:numPr>
         <w:spacing w:after="80" w:line="300"/>
       </w:pPr>
@@ -3626,7 +3626,7 @@
         <w:pStyle w:val="ListParagraph"/>
         <w:numPr>
           <w:ilvl w:val="0"/>
-          <w:numId w:val="3"/>
+          <w:numId w:val="7"/>
         </w:numPr>
         <w:spacing w:after="80" w:line="300"/>
       </w:pPr>
@@ -3652,7 +3652,7 @@
         <w:pStyle w:val="ListParagraph"/>
         <w:numPr>
           <w:ilvl w:val="0"/>
-          <w:numId w:val="3"/>
+          <w:numId w:val="7"/>
         </w:numPr>
         <w:spacing w:after="80" w:line="300"/>
       </w:pPr>
@@ -3678,7 +3678,7 @@
         <w:pStyle w:val="ListParagraph"/>
         <w:numPr>
           <w:ilvl w:val="0"/>
-          <w:numId w:val="3"/>
+          <w:numId w:val="7"/>
         </w:numPr>
         <w:spacing w:after="80" w:line="300"/>
       </w:pPr>
@@ -4143,7 +4143,7 @@
         <w:pStyle w:val="ListParagraph"/>
         <w:numPr>
           <w:ilvl w:val="0"/>
-          <w:numId w:val="3"/>
+          <w:numId w:val="8"/>
         </w:numPr>
         <w:spacing w:after="80" w:line="300"/>
       </w:pPr>
@@ -4160,7 +4160,7 @@
         <w:pStyle w:val="ListParagraph"/>
         <w:numPr>
           <w:ilvl w:val="0"/>
-          <w:numId w:val="3"/>
+          <w:numId w:val="8"/>
         </w:numPr>
         <w:spacing w:after="80" w:line="300"/>
       </w:pPr>
@@ -4177,7 +4177,7 @@
         <w:pStyle w:val="ListParagraph"/>
         <w:numPr>
           <w:ilvl w:val="0"/>
-          <w:numId w:val="3"/>
+          <w:numId w:val="8"/>
         </w:numPr>
         <w:spacing w:after="80" w:line="300"/>
       </w:pPr>
@@ -4194,7 +4194,7 @@
         <w:pStyle w:val="ListParagraph"/>
         <w:numPr>
           <w:ilvl w:val="0"/>
-          <w:numId w:val="3"/>
+          <w:numId w:val="8"/>
         </w:numPr>
         <w:spacing w:after="80" w:line="300"/>
       </w:pPr>
@@ -4211,7 +4211,7 @@
         <w:pStyle w:val="ListParagraph"/>
         <w:numPr>
           <w:ilvl w:val="0"/>
-          <w:numId w:val="3"/>
+          <w:numId w:val="8"/>
         </w:numPr>
         <w:spacing w:after="80" w:line="300"/>
       </w:pPr>
@@ -4489,7 +4489,7 @@
         <w:pStyle w:val="ListParagraph"/>
         <w:numPr>
           <w:ilvl w:val="0"/>
-          <w:numId w:val="3"/>
+          <w:numId w:val="9"/>
         </w:numPr>
         <w:spacing w:after="80" w:line="300"/>
       </w:pPr>
@@ -4506,7 +4506,7 @@
         <w:pStyle w:val="ListParagraph"/>
         <w:numPr>
           <w:ilvl w:val="0"/>
-          <w:numId w:val="3"/>
+          <w:numId w:val="9"/>
         </w:numPr>
         <w:spacing w:after="80" w:line="300"/>
       </w:pPr>
@@ -4523,7 +4523,7 @@
         <w:pStyle w:val="ListParagraph"/>
         <w:numPr>
           <w:ilvl w:val="0"/>
-          <w:numId w:val="3"/>
+          <w:numId w:val="9"/>
         </w:numPr>
         <w:spacing w:after="80" w:line="300"/>
       </w:pPr>
@@ -4540,7 +4540,7 @@
         <w:pStyle w:val="ListParagraph"/>
         <w:numPr>
           <w:ilvl w:val="0"/>
-          <w:numId w:val="3"/>
+          <w:numId w:val="9"/>
         </w:numPr>
         <w:spacing w:after="80" w:line="300"/>
       </w:pPr>
@@ -4557,7 +4557,7 @@
         <w:pStyle w:val="ListParagraph"/>
         <w:numPr>
           <w:ilvl w:val="0"/>
-          <w:numId w:val="3"/>
+          <w:numId w:val="9"/>
         </w:numPr>
         <w:spacing w:after="80" w:line="300"/>
       </w:pPr>
@@ -4852,7 +4852,7 @@
         <w:pStyle w:val="ListParagraph"/>
         <w:numPr>
           <w:ilvl w:val="0"/>
-          <w:numId w:val="3"/>
+          <w:numId w:val="10"/>
         </w:numPr>
         <w:spacing w:after="80" w:line="300"/>
       </w:pPr>
@@ -4869,7 +4869,7 @@
         <w:pStyle w:val="ListParagraph"/>
         <w:numPr>
           <w:ilvl w:val="0"/>
-          <w:numId w:val="3"/>
+          <w:numId w:val="10"/>
         </w:numPr>
         <w:spacing w:after="80" w:line="300"/>
       </w:pPr>
@@ -4886,7 +4886,7 @@
         <w:pStyle w:val="ListParagraph"/>
         <w:numPr>
           <w:ilvl w:val="0"/>
-          <w:numId w:val="3"/>
+          <w:numId w:val="10"/>
         </w:numPr>
         <w:spacing w:after="80" w:line="300"/>
       </w:pPr>
@@ -4903,7 +4903,7 @@
         <w:pStyle w:val="ListParagraph"/>
         <w:numPr>
           <w:ilvl w:val="0"/>
-          <w:numId w:val="3"/>
+          <w:numId w:val="10"/>
         </w:numPr>
         <w:spacing w:after="80" w:line="300"/>
       </w:pPr>
@@ -5828,7 +5828,7 @@
         <w:pStyle w:val="ListParagraph"/>
         <w:numPr>
           <w:ilvl w:val="0"/>
-          <w:numId w:val="3"/>
+          <w:numId w:val="11"/>
         </w:numPr>
         <w:spacing w:after="80" w:line="300"/>
       </w:pPr>
@@ -5845,7 +5845,7 @@
         <w:pStyle w:val="ListParagraph"/>
         <w:numPr>
           <w:ilvl w:val="0"/>
-          <w:numId w:val="3"/>
+          <w:numId w:val="11"/>
         </w:numPr>
         <w:spacing w:after="80" w:line="300"/>
       </w:pPr>
@@ -5862,7 +5862,7 @@
         <w:pStyle w:val="ListParagraph"/>
         <w:numPr>
           <w:ilvl w:val="0"/>
-          <w:numId w:val="3"/>
+          <w:numId w:val="11"/>
         </w:numPr>
         <w:spacing w:after="80" w:line="300"/>
       </w:pPr>
@@ -5879,7 +5879,7 @@
         <w:pStyle w:val="ListParagraph"/>
         <w:numPr>
           <w:ilvl w:val="0"/>
-          <w:numId w:val="3"/>
+          <w:numId w:val="11"/>
         </w:numPr>
         <w:spacing w:after="80" w:line="300"/>
       </w:pPr>
@@ -5896,7 +5896,7 @@
         <w:pStyle w:val="ListParagraph"/>
         <w:numPr>
           <w:ilvl w:val="0"/>
-          <w:numId w:val="3"/>
+          <w:numId w:val="11"/>
         </w:numPr>
         <w:spacing w:after="80" w:line="300"/>
       </w:pPr>
@@ -6186,7 +6186,7 @@
         <w:pStyle w:val="ListParagraph"/>
         <w:numPr>
           <w:ilvl w:val="0"/>
-          <w:numId w:val="3"/>
+          <w:numId w:val="12"/>
         </w:numPr>
         <w:spacing w:after="80" w:line="300"/>
       </w:pPr>
@@ -6203,7 +6203,7 @@
         <w:pStyle w:val="ListParagraph"/>
         <w:numPr>
           <w:ilvl w:val="0"/>
-          <w:numId w:val="3"/>
+          <w:numId w:val="12"/>
         </w:numPr>
         <w:spacing w:after="80" w:line="300"/>
       </w:pPr>
@@ -6220,7 +6220,7 @@
         <w:pStyle w:val="ListParagraph"/>
         <w:numPr>
           <w:ilvl w:val="0"/>
-          <w:numId w:val="3"/>
+          <w:numId w:val="12"/>
         </w:numPr>
         <w:spacing w:after="80" w:line="300"/>
       </w:pPr>
@@ -6237,7 +6237,7 @@
         <w:pStyle w:val="ListParagraph"/>
         <w:numPr>
           <w:ilvl w:val="0"/>
-          <w:numId w:val="3"/>
+          <w:numId w:val="12"/>
         </w:numPr>
         <w:spacing w:after="80" w:line="300"/>
       </w:pPr>
@@ -6254,7 +6254,7 @@
         <w:pStyle w:val="ListParagraph"/>
         <w:numPr>
           <w:ilvl w:val="0"/>
-          <w:numId w:val="3"/>
+          <w:numId w:val="12"/>
         </w:numPr>
         <w:spacing w:after="80" w:line="300"/>
       </w:pPr>
@@ -6469,7 +6469,7 @@
         <w:pStyle w:val="ListParagraph"/>
         <w:numPr>
           <w:ilvl w:val="0"/>
-          <w:numId w:val="3"/>
+          <w:numId w:val="13"/>
         </w:numPr>
         <w:spacing w:after="80" w:line="300"/>
       </w:pPr>
@@ -6486,7 +6486,7 @@
         <w:pStyle w:val="ListParagraph"/>
         <w:numPr>
           <w:ilvl w:val="0"/>
-          <w:numId w:val="3"/>
+          <w:numId w:val="13"/>
         </w:numPr>
         <w:spacing w:after="80" w:line="300"/>
       </w:pPr>
@@ -6503,7 +6503,7 @@
         <w:pStyle w:val="ListParagraph"/>
         <w:numPr>
           <w:ilvl w:val="0"/>
-          <w:numId w:val="3"/>
+          <w:numId w:val="13"/>
         </w:numPr>
         <w:spacing w:after="80" w:line="300"/>
       </w:pPr>
@@ -6520,7 +6520,7 @@
         <w:pStyle w:val="ListParagraph"/>
         <w:numPr>
           <w:ilvl w:val="0"/>
-          <w:numId w:val="3"/>
+          <w:numId w:val="13"/>
         </w:numPr>
         <w:spacing w:after="80" w:line="300"/>
       </w:pPr>
@@ -6537,7 +6537,7 @@
         <w:pStyle w:val="ListParagraph"/>
         <w:numPr>
           <w:ilvl w:val="0"/>
-          <w:numId w:val="3"/>
+          <w:numId w:val="13"/>
         </w:numPr>
         <w:spacing w:after="80" w:line="300"/>
       </w:pPr>
@@ -6554,7 +6554,7 @@
         <w:pStyle w:val="ListParagraph"/>
         <w:numPr>
           <w:ilvl w:val="0"/>
-          <w:numId w:val="3"/>
+          <w:numId w:val="13"/>
         </w:numPr>
         <w:spacing w:after="80" w:line="300"/>
       </w:pPr>
@@ -7262,7 +7262,7 @@
         <w:pStyle w:val="ListParagraph"/>
         <w:numPr>
           <w:ilvl w:val="0"/>
-          <w:numId w:val="3"/>
+          <w:numId w:val="14"/>
         </w:numPr>
         <w:spacing w:after="80" w:line="300"/>
       </w:pPr>
@@ -7279,7 +7279,7 @@
         <w:pStyle w:val="ListParagraph"/>
         <w:numPr>
           <w:ilvl w:val="0"/>
-          <w:numId w:val="3"/>
+          <w:numId w:val="14"/>
         </w:numPr>
         <w:spacing w:after="80" w:line="300"/>
       </w:pPr>
@@ -7296,7 +7296,7 @@
         <w:pStyle w:val="ListParagraph"/>
         <w:numPr>
           <w:ilvl w:val="0"/>
-          <w:numId w:val="3"/>
+          <w:numId w:val="14"/>
         </w:numPr>
         <w:spacing w:after="80" w:line="300"/>
       </w:pPr>
@@ -7313,7 +7313,7 @@
         <w:pStyle w:val="ListParagraph"/>
         <w:numPr>
           <w:ilvl w:val="0"/>
-          <w:numId w:val="3"/>
+          <w:numId w:val="14"/>
         </w:numPr>
         <w:spacing w:after="80" w:line="300"/>
       </w:pPr>
@@ -7330,7 +7330,7 @@
         <w:pStyle w:val="ListParagraph"/>
         <w:numPr>
           <w:ilvl w:val="0"/>
-          <w:numId w:val="3"/>
+          <w:numId w:val="14"/>
         </w:numPr>
         <w:spacing w:after="80" w:line="300"/>
       </w:pPr>
@@ -7625,7 +7625,7 @@
         <w:pStyle w:val="ListParagraph"/>
         <w:numPr>
           <w:ilvl w:val="0"/>
-          <w:numId w:val="3"/>
+          <w:numId w:val="15"/>
         </w:numPr>
         <w:spacing w:after="80" w:line="300"/>
       </w:pPr>
@@ -7642,7 +7642,7 @@
         <w:pStyle w:val="ListParagraph"/>
         <w:numPr>
           <w:ilvl w:val="0"/>
-          <w:numId w:val="3"/>
+          <w:numId w:val="15"/>
         </w:numPr>
         <w:spacing w:after="80" w:line="300"/>
       </w:pPr>
@@ -7659,7 +7659,7 @@
         <w:pStyle w:val="ListParagraph"/>
         <w:numPr>
           <w:ilvl w:val="0"/>
-          <w:numId w:val="3"/>
+          <w:numId w:val="15"/>
         </w:numPr>
         <w:spacing w:after="80" w:line="300"/>
       </w:pPr>
@@ -7676,7 +7676,7 @@
         <w:pStyle w:val="ListParagraph"/>
         <w:numPr>
           <w:ilvl w:val="0"/>
-          <w:numId w:val="3"/>
+          <w:numId w:val="15"/>
         </w:numPr>
         <w:spacing w:after="80" w:line="300"/>
       </w:pPr>
@@ -7693,7 +7693,7 @@
         <w:pStyle w:val="ListParagraph"/>
         <w:numPr>
           <w:ilvl w:val="0"/>
-          <w:numId w:val="3"/>
+          <w:numId w:val="15"/>
         </w:numPr>
         <w:spacing w:after="80" w:line="300"/>
       </w:pPr>
@@ -7971,7 +7971,7 @@
         <w:pStyle w:val="ListParagraph"/>
         <w:numPr>
           <w:ilvl w:val="0"/>
-          <w:numId w:val="3"/>
+          <w:numId w:val="16"/>
         </w:numPr>
         <w:spacing w:after="80" w:line="300"/>
       </w:pPr>
@@ -7988,7 +7988,7 @@
         <w:pStyle w:val="ListParagraph"/>
         <w:numPr>
           <w:ilvl w:val="0"/>
-          <w:numId w:val="3"/>
+          <w:numId w:val="16"/>
         </w:numPr>
         <w:spacing w:after="80" w:line="300"/>
       </w:pPr>
@@ -8005,7 +8005,7 @@
         <w:pStyle w:val="ListParagraph"/>
         <w:numPr>
           <w:ilvl w:val="0"/>
-          <w:numId w:val="3"/>
+          <w:numId w:val="16"/>
         </w:numPr>
         <w:spacing w:after="80" w:line="300"/>
       </w:pPr>
@@ -8022,7 +8022,7 @@
         <w:pStyle w:val="ListParagraph"/>
         <w:numPr>
           <w:ilvl w:val="0"/>
-          <w:numId w:val="3"/>
+          <w:numId w:val="16"/>
         </w:numPr>
         <w:spacing w:after="80" w:line="300"/>
       </w:pPr>
@@ -8039,7 +8039,7 @@
         <w:pStyle w:val="ListParagraph"/>
         <w:numPr>
           <w:ilvl w:val="0"/>
-          <w:numId w:val="3"/>
+          <w:numId w:val="16"/>
         </w:numPr>
         <w:spacing w:after="80" w:line="300"/>
       </w:pPr>
@@ -8266,7 +8266,7 @@
         <w:pStyle w:val="ListParagraph"/>
         <w:numPr>
           <w:ilvl w:val="0"/>
-          <w:numId w:val="3"/>
+          <w:numId w:val="17"/>
         </w:numPr>
         <w:spacing w:after="80" w:line="300"/>
       </w:pPr>
@@ -8283,7 +8283,7 @@
         <w:pStyle w:val="ListParagraph"/>
         <w:numPr>
           <w:ilvl w:val="0"/>
-          <w:numId w:val="3"/>
+          <w:numId w:val="17"/>
         </w:numPr>
         <w:spacing w:after="80" w:line="300"/>
       </w:pPr>
@@ -8300,7 +8300,7 @@
         <w:pStyle w:val="ListParagraph"/>
         <w:numPr>
           <w:ilvl w:val="0"/>
-          <w:numId w:val="3"/>
+          <w:numId w:val="17"/>
         </w:numPr>
         <w:spacing w:after="80" w:line="300"/>
       </w:pPr>
@@ -8317,7 +8317,7 @@
         <w:pStyle w:val="ListParagraph"/>
         <w:numPr>
           <w:ilvl w:val="0"/>
-          <w:numId w:val="3"/>
+          <w:numId w:val="17"/>
         </w:numPr>
         <w:spacing w:after="80" w:line="300"/>
       </w:pPr>
@@ -8334,7 +8334,7 @@
         <w:pStyle w:val="ListParagraph"/>
         <w:numPr>
           <w:ilvl w:val="0"/>
-          <w:numId w:val="3"/>
+          <w:numId w:val="17"/>
         </w:numPr>
         <w:spacing w:after="80" w:line="300"/>
       </w:pPr>
@@ -8351,7 +8351,7 @@
         <w:pStyle w:val="ListParagraph"/>
         <w:numPr>
           <w:ilvl w:val="0"/>
-          <w:numId w:val="3"/>
+          <w:numId w:val="17"/>
         </w:numPr>
         <w:spacing w:after="80" w:line="300"/>
       </w:pPr>
@@ -8368,7 +8368,7 @@
         <w:pStyle w:val="ListParagraph"/>
         <w:numPr>
           <w:ilvl w:val="0"/>
-          <w:numId w:val="3"/>
+          <w:numId w:val="17"/>
         </w:numPr>
         <w:spacing w:after="80" w:line="300"/>
       </w:pPr>
@@ -8931,7 +8931,7 @@
         <w:pStyle w:val="ListParagraph"/>
         <w:numPr>
           <w:ilvl w:val="0"/>
-          <w:numId w:val="3"/>
+          <w:numId w:val="18"/>
         </w:numPr>
         <w:spacing w:after="80" w:line="300"/>
       </w:pPr>
@@ -8948,7 +8948,7 @@
         <w:pStyle w:val="ListParagraph"/>
         <w:numPr>
           <w:ilvl w:val="0"/>
-          <w:numId w:val="3"/>
+          <w:numId w:val="18"/>
         </w:numPr>
         <w:spacing w:after="80" w:line="300"/>
       </w:pPr>
@@ -8965,7 +8965,7 @@
         <w:pStyle w:val="ListParagraph"/>
         <w:numPr>
           <w:ilvl w:val="0"/>
-          <w:numId w:val="3"/>
+          <w:numId w:val="18"/>
         </w:numPr>
         <w:spacing w:after="80" w:line="300"/>
       </w:pPr>
@@ -8982,7 +8982,7 @@
         <w:pStyle w:val="ListParagraph"/>
         <w:numPr>
           <w:ilvl w:val="0"/>
-          <w:numId w:val="3"/>
+          <w:numId w:val="18"/>
         </w:numPr>
         <w:spacing w:after="80" w:line="300"/>
       </w:pPr>
@@ -8999,7 +8999,7 @@
         <w:pStyle w:val="ListParagraph"/>
         <w:numPr>
           <w:ilvl w:val="0"/>
-          <w:numId w:val="3"/>
+          <w:numId w:val="18"/>
         </w:numPr>
         <w:spacing w:after="80" w:line="300"/>
       </w:pPr>
@@ -9016,7 +9016,7 @@
         <w:pStyle w:val="ListParagraph"/>
         <w:numPr>
           <w:ilvl w:val="0"/>
-          <w:numId w:val="3"/>
+          <w:numId w:val="18"/>
         </w:numPr>
         <w:spacing w:after="80" w:line="300"/>
       </w:pPr>
@@ -9277,7 +9277,7 @@
         <w:pStyle w:val="ListParagraph"/>
         <w:numPr>
           <w:ilvl w:val="0"/>
-          <w:numId w:val="3"/>
+          <w:numId w:val="19"/>
         </w:numPr>
         <w:spacing w:after="80" w:line="300"/>
       </w:pPr>
@@ -9294,7 +9294,7 @@
         <w:pStyle w:val="ListParagraph"/>
         <w:numPr>
           <w:ilvl w:val="0"/>
-          <w:numId w:val="3"/>
+          <w:numId w:val="19"/>
         </w:numPr>
         <w:spacing w:after="80" w:line="300"/>
       </w:pPr>
@@ -9311,7 +9311,7 @@
         <w:pStyle w:val="ListParagraph"/>
         <w:numPr>
           <w:ilvl w:val="0"/>
-          <w:numId w:val="3"/>
+          <w:numId w:val="19"/>
         </w:numPr>
         <w:spacing w:after="80" w:line="300"/>
       </w:pPr>
@@ -9328,7 +9328,7 @@
         <w:pStyle w:val="ListParagraph"/>
         <w:numPr>
           <w:ilvl w:val="0"/>
-          <w:numId w:val="3"/>
+          <w:numId w:val="19"/>
         </w:numPr>
         <w:spacing w:after="80" w:line="300"/>
       </w:pPr>
@@ -9345,7 +9345,7 @@
         <w:pStyle w:val="ListParagraph"/>
         <w:numPr>
           <w:ilvl w:val="0"/>
-          <w:numId w:val="3"/>
+          <w:numId w:val="19"/>
         </w:numPr>
         <w:spacing w:after="80" w:line="300"/>
       </w:pPr>
@@ -9716,7 +9716,7 @@
         <w:pStyle w:val="ListParagraph"/>
         <w:numPr>
           <w:ilvl w:val="0"/>
-          <w:numId w:val="3"/>
+          <w:numId w:val="20"/>
         </w:numPr>
         <w:spacing w:after="80" w:line="300"/>
       </w:pPr>
@@ -9733,7 +9733,7 @@
         <w:pStyle w:val="ListParagraph"/>
         <w:numPr>
           <w:ilvl w:val="0"/>
-          <w:numId w:val="3"/>
+          <w:numId w:val="20"/>
         </w:numPr>
         <w:spacing w:after="80" w:line="300"/>
       </w:pPr>
@@ -9750,7 +9750,7 @@
         <w:pStyle w:val="ListParagraph"/>
         <w:numPr>
           <w:ilvl w:val="0"/>
-          <w:numId w:val="3"/>
+          <w:numId w:val="20"/>
         </w:numPr>
         <w:spacing w:after="80" w:line="300"/>
       </w:pPr>
@@ -9767,7 +9767,7 @@
         <w:pStyle w:val="ListParagraph"/>
         <w:numPr>
           <w:ilvl w:val="0"/>
-          <w:numId w:val="3"/>
+          <w:numId w:val="20"/>
         </w:numPr>
         <w:spacing w:after="80" w:line="300"/>
       </w:pPr>
@@ -9784,7 +9784,7 @@
         <w:pStyle w:val="ListParagraph"/>
         <w:numPr>
           <w:ilvl w:val="0"/>
-          <w:numId w:val="3"/>
+          <w:numId w:val="20"/>
         </w:numPr>
         <w:spacing w:after="80" w:line="300"/>
       </w:pPr>
@@ -9801,7 +9801,7 @@
         <w:pStyle w:val="ListParagraph"/>
         <w:numPr>
           <w:ilvl w:val="0"/>
-          <w:numId w:val="3"/>
+          <w:numId w:val="20"/>
         </w:numPr>
         <w:spacing w:after="80" w:line="300"/>
       </w:pPr>
@@ -9818,7 +9818,7 @@
         <w:pStyle w:val="ListParagraph"/>
         <w:numPr>
           <w:ilvl w:val="0"/>
-          <w:numId w:val="3"/>
+          <w:numId w:val="20"/>
         </w:numPr>
         <w:spacing w:after="80" w:line="300"/>
       </w:pPr>
@@ -10360,7 +10360,7 @@
         <w:pStyle w:val="ListParagraph"/>
         <w:numPr>
           <w:ilvl w:val="0"/>
-          <w:numId w:val="3"/>
+          <w:numId w:val="21"/>
         </w:numPr>
         <w:spacing w:after="80" w:line="300"/>
       </w:pPr>
@@ -10377,7 +10377,7 @@
         <w:pStyle w:val="ListParagraph"/>
         <w:numPr>
           <w:ilvl w:val="0"/>
-          <w:numId w:val="3"/>
+          <w:numId w:val="21"/>
         </w:numPr>
         <w:spacing w:after="80" w:line="300"/>
       </w:pPr>
@@ -10394,7 +10394,7 @@
         <w:pStyle w:val="ListParagraph"/>
         <w:numPr>
           <w:ilvl w:val="0"/>
-          <w:numId w:val="3"/>
+          <w:numId w:val="21"/>
         </w:numPr>
         <w:spacing w:after="80" w:line="300"/>
       </w:pPr>
@@ -10411,7 +10411,7 @@
         <w:pStyle w:val="ListParagraph"/>
         <w:numPr>
           <w:ilvl w:val="0"/>
-          <w:numId w:val="3"/>
+          <w:numId w:val="21"/>
         </w:numPr>
         <w:spacing w:after="80" w:line="300"/>
       </w:pPr>
@@ -10428,7 +10428,7 @@
         <w:pStyle w:val="ListParagraph"/>
         <w:numPr>
           <w:ilvl w:val="0"/>
-          <w:numId w:val="3"/>
+          <w:numId w:val="21"/>
         </w:numPr>
         <w:spacing w:after="80" w:line="300"/>
       </w:pPr>
@@ -10445,7 +10445,7 @@
         <w:pStyle w:val="ListParagraph"/>
         <w:numPr>
           <w:ilvl w:val="0"/>
-          <w:numId w:val="3"/>
+          <w:numId w:val="21"/>
         </w:numPr>
         <w:spacing w:after="80" w:line="300"/>
       </w:pPr>
@@ -10462,7 +10462,7 @@
         <w:pStyle w:val="ListParagraph"/>
         <w:numPr>
           <w:ilvl w:val="0"/>
-          <w:numId w:val="3"/>
+          <w:numId w:val="21"/>
         </w:numPr>
         <w:spacing w:after="80" w:line="300"/>
       </w:pPr>
@@ -10919,7 +10919,7 @@
         <w:pStyle w:val="ListParagraph"/>
         <w:numPr>
           <w:ilvl w:val="0"/>
-          <w:numId w:val="3"/>
+          <w:numId w:val="22"/>
         </w:numPr>
         <w:spacing w:after="80" w:line="300"/>
       </w:pPr>
@@ -10936,7 +10936,7 @@
         <w:pStyle w:val="ListParagraph"/>
         <w:numPr>
           <w:ilvl w:val="0"/>
-          <w:numId w:val="3"/>
+          <w:numId w:val="22"/>
         </w:numPr>
         <w:spacing w:after="80" w:line="300"/>
       </w:pPr>
@@ -10953,7 +10953,7 @@
         <w:pStyle w:val="ListParagraph"/>
         <w:numPr>
           <w:ilvl w:val="0"/>
-          <w:numId w:val="3"/>
+          <w:numId w:val="22"/>
         </w:numPr>
         <w:spacing w:after="80" w:line="300"/>
       </w:pPr>
@@ -10970,7 +10970,7 @@
         <w:pStyle w:val="ListParagraph"/>
         <w:numPr>
           <w:ilvl w:val="0"/>
-          <w:numId w:val="3"/>
+          <w:numId w:val="22"/>
         </w:numPr>
         <w:spacing w:after="80" w:line="300"/>
       </w:pPr>
@@ -10987,7 +10987,7 @@
         <w:pStyle w:val="ListParagraph"/>
         <w:numPr>
           <w:ilvl w:val="0"/>
-          <w:numId w:val="3"/>
+          <w:numId w:val="22"/>
         </w:numPr>
         <w:spacing w:after="80" w:line="300"/>
       </w:pPr>
@@ -11004,7 +11004,7 @@
         <w:pStyle w:val="ListParagraph"/>
         <w:numPr>
           <w:ilvl w:val="0"/>
-          <w:numId w:val="3"/>
+          <w:numId w:val="22"/>
         </w:numPr>
         <w:spacing w:after="80" w:line="300"/>
       </w:pPr>
@@ -11021,7 +11021,7 @@
         <w:pStyle w:val="ListParagraph"/>
         <w:numPr>
           <w:ilvl w:val="0"/>
-          <w:numId w:val="3"/>
+          <w:numId w:val="22"/>
         </w:numPr>
         <w:spacing w:after="80" w:line="300"/>
       </w:pPr>
@@ -11038,7 +11038,7 @@
         <w:pStyle w:val="ListParagraph"/>
         <w:numPr>
           <w:ilvl w:val="0"/>
-          <w:numId w:val="3"/>
+          <w:numId w:val="22"/>
         </w:numPr>
         <w:spacing w:after="80" w:line="300"/>
       </w:pPr>
@@ -11467,7 +11467,7 @@
         <w:pStyle w:val="ListParagraph"/>
         <w:numPr>
           <w:ilvl w:val="0"/>
-          <w:numId w:val="3"/>
+          <w:numId w:val="23"/>
         </w:numPr>
         <w:spacing w:after="80" w:line="300"/>
       </w:pPr>
@@ -11484,7 +11484,7 @@
         <w:pStyle w:val="ListParagraph"/>
         <w:numPr>
           <w:ilvl w:val="0"/>
-          <w:numId w:val="3"/>
+          <w:numId w:val="23"/>
         </w:numPr>
         <w:spacing w:after="80" w:line="300"/>
       </w:pPr>
@@ -11501,7 +11501,7 @@
         <w:pStyle w:val="ListParagraph"/>
         <w:numPr>
           <w:ilvl w:val="0"/>
-          <w:numId w:val="3"/>
+          <w:numId w:val="23"/>
         </w:numPr>
         <w:spacing w:after="80" w:line="300"/>
       </w:pPr>
@@ -11518,7 +11518,7 @@
         <w:pStyle w:val="ListParagraph"/>
         <w:numPr>
           <w:ilvl w:val="0"/>
-          <w:numId w:val="3"/>
+          <w:numId w:val="23"/>
         </w:numPr>
         <w:spacing w:after="80" w:line="300"/>
       </w:pPr>
@@ -11535,7 +11535,7 @@
         <w:pStyle w:val="ListParagraph"/>
         <w:numPr>
           <w:ilvl w:val="0"/>
-          <w:numId w:val="3"/>
+          <w:numId w:val="23"/>
         </w:numPr>
         <w:spacing w:after="80" w:line="300"/>
       </w:pPr>
@@ -11765,7 +11765,7 @@
         <w:pStyle w:val="ListParagraph"/>
         <w:numPr>
           <w:ilvl w:val="0"/>
-          <w:numId w:val="3"/>
+          <w:numId w:val="24"/>
         </w:numPr>
         <w:spacing w:after="80" w:line="300"/>
       </w:pPr>
@@ -11782,7 +11782,7 @@
         <w:pStyle w:val="ListParagraph"/>
         <w:numPr>
           <w:ilvl w:val="0"/>
-          <w:numId w:val="3"/>
+          <w:numId w:val="24"/>
         </w:numPr>
         <w:spacing w:after="80" w:line="300"/>
       </w:pPr>
@@ -11799,7 +11799,7 @@
         <w:pStyle w:val="ListParagraph"/>
         <w:numPr>
           <w:ilvl w:val="0"/>
-          <w:numId w:val="3"/>
+          <w:numId w:val="24"/>
         </w:numPr>
         <w:spacing w:after="80" w:line="300"/>
       </w:pPr>
@@ -11816,7 +11816,7 @@
         <w:pStyle w:val="ListParagraph"/>
         <w:numPr>
           <w:ilvl w:val="0"/>
-          <w:numId w:val="3"/>
+          <w:numId w:val="24"/>
         </w:numPr>
         <w:spacing w:after="80" w:line="300"/>
       </w:pPr>
@@ -11833,7 +11833,7 @@
         <w:pStyle w:val="ListParagraph"/>
         <w:numPr>
           <w:ilvl w:val="0"/>
-          <w:numId w:val="3"/>
+          <w:numId w:val="24"/>
         </w:numPr>
         <w:spacing w:after="80" w:line="300"/>
       </w:pPr>
@@ -11903,7 +11903,7 @@
         <w:pStyle w:val="ListParagraph"/>
         <w:numPr>
           <w:ilvl w:val="0"/>
-          <w:numId w:val="3"/>
+          <w:numId w:val="25"/>
         </w:numPr>
         <w:spacing w:after="80" w:line="300"/>
       </w:pPr>
@@ -11920,7 +11920,7 @@
         <w:pStyle w:val="ListParagraph"/>
         <w:numPr>
           <w:ilvl w:val="0"/>
-          <w:numId w:val="3"/>
+          <w:numId w:val="25"/>
         </w:numPr>
         <w:spacing w:after="80" w:line="300"/>
       </w:pPr>
@@ -11937,7 +11937,7 @@
         <w:pStyle w:val="ListParagraph"/>
         <w:numPr>
           <w:ilvl w:val="0"/>
-          <w:numId w:val="3"/>
+          <w:numId w:val="25"/>
         </w:numPr>
         <w:spacing w:after="80" w:line="300"/>
       </w:pPr>
@@ -13020,7 +13020,7 @@
         <w:pStyle w:val="ListParagraph"/>
         <w:numPr>
           <w:ilvl w:val="0"/>
-          <w:numId w:val="3"/>
+          <w:numId w:val="26"/>
         </w:numPr>
         <w:spacing w:after="80" w:line="300"/>
       </w:pPr>
@@ -13037,7 +13037,7 @@
         <w:pStyle w:val="ListParagraph"/>
         <w:numPr>
           <w:ilvl w:val="0"/>
-          <w:numId w:val="3"/>
+          <w:numId w:val="26"/>
         </w:numPr>
         <w:spacing w:after="80" w:line="300"/>
       </w:pPr>
@@ -13054,7 +13054,7 @@
         <w:pStyle w:val="ListParagraph"/>
         <w:numPr>
           <w:ilvl w:val="0"/>
-          <w:numId w:val="3"/>
+          <w:numId w:val="26"/>
         </w:numPr>
         <w:spacing w:after="80" w:line="300"/>
       </w:pPr>
@@ -13071,7 +13071,7 @@
         <w:pStyle w:val="ListParagraph"/>
         <w:numPr>
           <w:ilvl w:val="0"/>
-          <w:numId w:val="3"/>
+          <w:numId w:val="26"/>
         </w:numPr>
         <w:spacing w:after="80" w:line="300"/>
       </w:pPr>
@@ -14270,7 +14270,7 @@
         <w:pStyle w:val="ListParagraph"/>
         <w:numPr>
           <w:ilvl w:val="0"/>
-          <w:numId w:val="3"/>
+          <w:numId w:val="27"/>
         </w:numPr>
         <w:spacing w:after="80" w:line="300"/>
       </w:pPr>
@@ -14287,7 +14287,7 @@
         <w:pStyle w:val="ListParagraph"/>
         <w:numPr>
           <w:ilvl w:val="0"/>
-          <w:numId w:val="3"/>
+          <w:numId w:val="27"/>
         </w:numPr>
         <w:spacing w:after="80" w:line="300"/>
       </w:pPr>
@@ -14304,7 +14304,7 @@
         <w:pStyle w:val="ListParagraph"/>
         <w:numPr>
           <w:ilvl w:val="0"/>
-          <w:numId w:val="3"/>
+          <w:numId w:val="27"/>
         </w:numPr>
         <w:spacing w:after="80" w:line="300"/>
       </w:pPr>
@@ -14321,7 +14321,7 @@
         <w:pStyle w:val="ListParagraph"/>
         <w:numPr>
           <w:ilvl w:val="0"/>
-          <w:numId w:val="3"/>
+          <w:numId w:val="27"/>
         </w:numPr>
         <w:spacing w:after="80" w:line="300"/>
       </w:pPr>
@@ -14338,7 +14338,7 @@
         <w:pStyle w:val="ListParagraph"/>
         <w:numPr>
           <w:ilvl w:val="0"/>
-          <w:numId w:val="3"/>
+          <w:numId w:val="27"/>
         </w:numPr>
         <w:spacing w:after="80" w:line="300"/>
       </w:pPr>
@@ -15691,6 +15691,150 @@
     </w:lvlOverride>
   </w:num>
   <w:num w:numId="3">
+    <w:abstractNumId w:val="3"/>
+    <w:lvlOverride w:ilvl="0">
+      <w:startOverride w:val="1"/>
+    </w:lvlOverride>
+  </w:num>
+  <w:num w:numId="4">
+    <w:abstractNumId w:val="3"/>
+    <w:lvlOverride w:ilvl="0">
+      <w:startOverride w:val="1"/>
+    </w:lvlOverride>
+  </w:num>
+  <w:num w:numId="5">
+    <w:abstractNumId w:val="3"/>
+    <w:lvlOverride w:ilvl="0">
+      <w:startOverride w:val="1"/>
+    </w:lvlOverride>
+  </w:num>
+  <w:num w:numId="6">
+    <w:abstractNumId w:val="3"/>
+    <w:lvlOverride w:ilvl="0">
+      <w:startOverride w:val="1"/>
+    </w:lvlOverride>
+  </w:num>
+  <w:num w:numId="7">
+    <w:abstractNumId w:val="3"/>
+    <w:lvlOverride w:ilvl="0">
+      <w:startOverride w:val="1"/>
+    </w:lvlOverride>
+  </w:num>
+  <w:num w:numId="8">
+    <w:abstractNumId w:val="3"/>
+    <w:lvlOverride w:ilvl="0">
+      <w:startOverride w:val="1"/>
+    </w:lvlOverride>
+  </w:num>
+  <w:num w:numId="9">
+    <w:abstractNumId w:val="3"/>
+    <w:lvlOverride w:ilvl="0">
+      <w:startOverride w:val="1"/>
+    </w:lvlOverride>
+  </w:num>
+  <w:num w:numId="10">
+    <w:abstractNumId w:val="3"/>
+    <w:lvlOverride w:ilvl="0">
+      <w:startOverride w:val="1"/>
+    </w:lvlOverride>
+  </w:num>
+  <w:num w:numId="11">
+    <w:abstractNumId w:val="3"/>
+    <w:lvlOverride w:ilvl="0">
+      <w:startOverride w:val="1"/>
+    </w:lvlOverride>
+  </w:num>
+  <w:num w:numId="12">
+    <w:abstractNumId w:val="3"/>
+    <w:lvlOverride w:ilvl="0">
+      <w:startOverride w:val="1"/>
+    </w:lvlOverride>
+  </w:num>
+  <w:num w:numId="13">
+    <w:abstractNumId w:val="3"/>
+    <w:lvlOverride w:ilvl="0">
+      <w:startOverride w:val="1"/>
+    </w:lvlOverride>
+  </w:num>
+  <w:num w:numId="14">
+    <w:abstractNumId w:val="3"/>
+    <w:lvlOverride w:ilvl="0">
+      <w:startOverride w:val="1"/>
+    </w:lvlOverride>
+  </w:num>
+  <w:num w:numId="15">
+    <w:abstractNumId w:val="3"/>
+    <w:lvlOverride w:ilvl="0">
+      <w:startOverride w:val="1"/>
+    </w:lvlOverride>
+  </w:num>
+  <w:num w:numId="16">
+    <w:abstractNumId w:val="3"/>
+    <w:lvlOverride w:ilvl="0">
+      <w:startOverride w:val="1"/>
+    </w:lvlOverride>
+  </w:num>
+  <w:num w:numId="17">
+    <w:abstractNumId w:val="3"/>
+    <w:lvlOverride w:ilvl="0">
+      <w:startOverride w:val="1"/>
+    </w:lvlOverride>
+  </w:num>
+  <w:num w:numId="18">
+    <w:abstractNumId w:val="3"/>
+    <w:lvlOverride w:ilvl="0">
+      <w:startOverride w:val="1"/>
+    </w:lvlOverride>
+  </w:num>
+  <w:num w:numId="19">
+    <w:abstractNumId w:val="3"/>
+    <w:lvlOverride w:ilvl="0">
+      <w:startOverride w:val="1"/>
+    </w:lvlOverride>
+  </w:num>
+  <w:num w:numId="20">
+    <w:abstractNumId w:val="3"/>
+    <w:lvlOverride w:ilvl="0">
+      <w:startOverride w:val="1"/>
+    </w:lvlOverride>
+  </w:num>
+  <w:num w:numId="21">
+    <w:abstractNumId w:val="3"/>
+    <w:lvlOverride w:ilvl="0">
+      <w:startOverride w:val="1"/>
+    </w:lvlOverride>
+  </w:num>
+  <w:num w:numId="22">
+    <w:abstractNumId w:val="3"/>
+    <w:lvlOverride w:ilvl="0">
+      <w:startOverride w:val="1"/>
+    </w:lvlOverride>
+  </w:num>
+  <w:num w:numId="23">
+    <w:abstractNumId w:val="3"/>
+    <w:lvlOverride w:ilvl="0">
+      <w:startOverride w:val="1"/>
+    </w:lvlOverride>
+  </w:num>
+  <w:num w:numId="24">
+    <w:abstractNumId w:val="3"/>
+    <w:lvlOverride w:ilvl="0">
+      <w:startOverride w:val="1"/>
+    </w:lvlOverride>
+  </w:num>
+  <w:num w:numId="25">
+    <w:abstractNumId w:val="3"/>
+    <w:lvlOverride w:ilvl="0">
+      <w:startOverride w:val="1"/>
+    </w:lvlOverride>
+  </w:num>
+  <w:num w:numId="26">
+    <w:abstractNumId w:val="3"/>
+    <w:lvlOverride w:ilvl="0">
+      <w:startOverride w:val="1"/>
+    </w:lvlOverride>
+  </w:num>
+  <w:num w:numId="27">
     <w:abstractNumId w:val="3"/>
     <w:lvlOverride w:ilvl="0">
       <w:startOverride w:val="1"/>

--- a/renda-extra/produtos/controle-total/pt-BR/ebook.docx
+++ b/renda-extra/produtos/controle-total/pt-BR/ebook.docx
@@ -2737,7 +2737,7 @@
           <wp:inline distT="0" distB="0" distL="0" distR="0">
             <wp:extent cx="5334000" cy="3810000"/>
             <wp:effectExtent t="0" r="0" b="0" l="0"/>
-            <wp:docPr id="1" name="01-anatomia.png" descr="O assoalho pélvico visto de lado: uma rede de músculos entre o púbis e o cóccix. A seta mostra a direção da contração, para cima e para dentro." title="01-anatomia.png"/>
+            <wp:docPr id="1" name="01-anatomia.jpg" descr="O assoalho pélvico visto de lado: uma rede de músculos entre o púbis e o cóccix. A seta mostra a direção da contração, para cima e para dentro." title="01-anatomia.jpg"/>
             <wp:cNvGraphicFramePr>
               <a:graphicFrameLocks xmlns:a="http://schemas.openxmlformats.org/drawingml/2006/main" noChangeAspect="1"/>
             </wp:cNvGraphicFramePr>
@@ -4074,7 +4074,7 @@
           <wp:inline distT="0" distB="0" distL="0" distR="0">
             <wp:extent cx="5334000" cy="3810000"/>
             <wp:effectExtent t="0" r="0" b="0" l="0"/>
-            <wp:docPr id="1" name="02-kegel-deitado.png" descr="Deitado de costas, joelhos dobrados, pés no chão. A seta pequena no períneo mostra a contração: para cima." title="02-kegel-deitado.png"/>
+            <wp:docPr id="1" name="02-kegel-deitado.jpg" descr="Deitado de costas, joelhos dobrados, pés no chão. A seta pequena no períneo mostra a contração: para cima." title="02-kegel-deitado.jpg"/>
             <wp:cNvGraphicFramePr>
               <a:graphicFrameLocks xmlns:a="http://schemas.openxmlformats.org/drawingml/2006/main" noChangeAspect="1"/>
             </wp:cNvGraphicFramePr>
@@ -4420,7 +4420,7 @@
           <wp:inline distT="0" distB="0" distL="0" distR="0">
             <wp:extent cx="5334000" cy="3810000"/>
             <wp:effectExtent t="0" r="0" b="0" l="0"/>
-            <wp:docPr id="1" name="03-kegel-sentado.png" descr="Sentado em uma cadeira, coluna ereta, pés no chão. A seta mostra a contração para cima, agora contra a gravidade." title="03-kegel-sentado.png"/>
+            <wp:docPr id="1" name="03-kegel-sentado.jpg" descr="Sentado num banco, coluna ereta, pés no chão. Serve qualquer cadeira firme. A seta mostra a contração para cima, agora contra a gravidade." title="03-kegel-sentado.jpg"/>
             <wp:cNvGraphicFramePr>
               <a:graphicFrameLocks xmlns:a="http://schemas.openxmlformats.org/drawingml/2006/main" noChangeAspect="1"/>
             </wp:cNvGraphicFramePr>
@@ -4469,7 +4469,7 @@
           <w:sz w:val="18"/>
           <w:szCs w:val="18"/>
         </w:rPr>
-        <w:t xml:space="preserve">Sentado em uma cadeira, coluna ereta, pés no chão. A seta mostra a contração para cima, agora contra a gravidade.</w:t>
+        <w:t xml:space="preserve">Sentado num banco, coluna ereta, pés no chão. Serve qualquer cadeira firme. A seta mostra a contração para cima, agora contra a gravidade.</w:t>
       </w:r>
     </w:p>
     <w:p>
@@ -4783,7 +4783,7 @@
           <wp:inline distT="0" distB="0" distL="0" distR="0">
             <wp:extent cx="5334000" cy="3810000"/>
             <wp:effectExtent t="0" r="0" b="0" l="0"/>
-            <wp:docPr id="1" name="04-contracoes-rapidas.png" descr="Em pé, três setas curtas para cima: contrai forte 1 segundo, solta 1 segundo, em sequência." title="04-contracoes-rapidas.png"/>
+            <wp:docPr id="1" name="04-contracoes-rapidas.jpg" descr="Em pé, três setas curtas para cima: contrai forte 1 segundo, solta 1 segundo, em sequência." title="04-contracoes-rapidas.jpg"/>
             <wp:cNvGraphicFramePr>
               <a:graphicFrameLocks xmlns:a="http://schemas.openxmlformats.org/drawingml/2006/main" noChangeAspect="1"/>
             </wp:cNvGraphicFramePr>
@@ -5771,7 +5771,7 @@
           <wp:inline distT="0" distB="0" distL="0" distR="0">
             <wp:extent cx="5334000" cy="3810000"/>
             <wp:effectExtent t="0" r="0" b="0" l="0"/>
-            <wp:docPr id="1" name="05-kegel-reverso.png" descr="Deitado, a região do períneo desce de leve. É deixar cair, não empurrar." title="05-kegel-reverso.png"/>
+            <wp:docPr id="1" name="05-kegel-reverso.jpg" descr="De quatro apoios, como na foto, ou deitado de costas, como nos passos: a região do períneo desce de leve. É deixar cair, não empurrar." title="05-kegel-reverso.jpg"/>
             <wp:cNvGraphicFramePr>
               <a:graphicFrameLocks xmlns:a="http://schemas.openxmlformats.org/drawingml/2006/main" noChangeAspect="1"/>
             </wp:cNvGraphicFramePr>
@@ -5820,7 +5820,7 @@
           <w:sz w:val="18"/>
           <w:szCs w:val="18"/>
         </w:rPr>
-        <w:t xml:space="preserve">Deitado, a região do períneo desce de leve. É deixar cair, não empurrar.</w:t>
+        <w:t xml:space="preserve">De quatro apoios, como na foto, ou deitado de costas, como nos passos: a região do períneo desce de leve. É deixar cair, não empurrar.</w:t>
       </w:r>
     </w:p>
     <w:p>
@@ -6076,7 +6076,7 @@
           <w:sz w:val="22"/>
           <w:szCs w:val="22"/>
         </w:rPr>
-        <w:t xml:space="preserve">Se não consegue sentir a soltura, faça uma contração leve de 2 segundos e então solte. A diferença fica óbvia. Com o tempo você vai direto ao soltar.</w:t>
+        <w:t xml:space="preserve">Se não consegue sentir a soltura, faça uma contração leve de 2 segundos e então solte. A diferença fica óbvia. Com o tempo você vai direto ao soltar. Se deitado ainda não sair, experimente de quatro apoios, como na foto: com o quadril acima do tronco, a gravidade ajuda o períneo a descer.</w:t>
       </w:r>
     </w:p>
     <w:p>
@@ -6105,7 +6105,7 @@
           <wp:inline distT="0" distB="0" distL="0" distR="0">
             <wp:extent cx="5334000" cy="3810000"/>
             <wp:effectExtent t="0" r="0" b="0" l="0"/>
-            <wp:docPr id="1" name="06-respiracao.png" descr="Inspira em 4 segundos, a barriga sobe e o períneo relaxa. Expira em 6, a barriga desce." title="06-respiracao.png"/>
+            <wp:docPr id="1" name="06-respiracao.jpg" descr="Inspira em 4 segundos, a barriga sobe e o períneo relaxa. Expira em 6, a barriga desce." title="06-respiracao.jpg"/>
             <wp:cNvGraphicFramePr>
               <a:graphicFrameLocks xmlns:a="http://schemas.openxmlformats.org/drawingml/2006/main" noChangeAspect="1"/>
             </wp:cNvGraphicFramePr>
@@ -7193,7 +7193,7 @@
           <wp:inline distT="0" distB="0" distL="0" distR="0">
             <wp:extent cx="5334000" cy="3810000"/>
             <wp:effectExtent t="0" r="0" b="0" l="0"/>
-            <wp:docPr id="1" name="07-agachamento.png" descr="Agachamento profundo: calcanhares no chão, joelhos para fora, tronco ereto." title="07-agachamento.png"/>
+            <wp:docPr id="1" name="07-agachamento.jpg" descr="Agachamento: calcanhares no chão, tronco ereto. Desça o quanto conseguir; com a prática, o quadril chega perto dos calcanhares." title="07-agachamento.jpg"/>
             <wp:cNvGraphicFramePr>
               <a:graphicFrameLocks xmlns:a="http://schemas.openxmlformats.org/drawingml/2006/main" noChangeAspect="1"/>
             </wp:cNvGraphicFramePr>
@@ -7242,7 +7242,7 @@
           <w:sz w:val="18"/>
           <w:szCs w:val="18"/>
         </w:rPr>
-        <w:t xml:space="preserve">Agachamento profundo: calcanhares no chão, joelhos para fora, tronco ereto.</w:t>
+        <w:t xml:space="preserve">Agachamento: calcanhares no chão, tronco ereto. Desça o quanto conseguir; com a prática, o quadril chega perto dos calcanhares.</w:t>
       </w:r>
     </w:p>
     <w:p>
@@ -7305,7 +7305,7 @@
           <w:sz w:val="22"/>
           <w:szCs w:val="22"/>
         </w:rPr>
-        <w:t xml:space="preserve">Tronco ereto, peito aberto. Mãos juntas à frente do peito, cotovelos empurrando de leve os joelhos para fora.</w:t>
+        <w:t xml:space="preserve">Tronco ereto, peito aberto. Braços estendidos à frente, como na foto, ajudam no equilíbrio; quando já descer fundo, junte as mãos à frente do peito e use os cotovelos para empurrar de leve os joelhos para fora.</w:t>
       </w:r>
     </w:p>
     <w:p>
@@ -7568,7 +7568,7 @@
           <wp:inline distT="0" distB="0" distL="0" distR="0">
             <wp:extent cx="5334000" cy="3810000"/>
             <wp:effectExtent t="0" r="0" b="0" l="0"/>
-            <wp:docPr id="1" name="08-borboleta.png" descr="Borboleta: solas dos pés juntas, joelhos caindo para os lados com o próprio peso." title="08-borboleta.png"/>
+            <wp:docPr id="1" name="08-borboleta.jpg" descr="Borboleta: solas dos pés juntas, joelhos caindo para os lados com o próprio peso." title="08-borboleta.jpg"/>
             <wp:cNvGraphicFramePr>
               <a:graphicFrameLocks xmlns:a="http://schemas.openxmlformats.org/drawingml/2006/main" noChangeAspect="1"/>
             </wp:cNvGraphicFramePr>
@@ -7914,7 +7914,7 @@
           <wp:inline distT="0" distB="0" distL="0" distR="0">
             <wp:extent cx="5334000" cy="3810000"/>
             <wp:effectExtent t="0" r="0" b="0" l="0"/>
-            <wp:docPr id="1" name="09-flexor-quadril.png" descr="Flexor do quadril: ajoelhado, uma perna à frente, quadril avançando com o tronco ereto." title="09-flexor-quadril.png"/>
+            <wp:docPr id="1" name="09-flexor-quadril.jpg" descr="Flexor do quadril: ajoelhado, uma perna à frente, quadril avançando com o tronco ereto." title="09-flexor-quadril.jpg"/>
             <wp:cNvGraphicFramePr>
               <a:graphicFrameLocks xmlns:a="http://schemas.openxmlformats.org/drawingml/2006/main" noChangeAspect="1"/>
             </wp:cNvGraphicFramePr>
@@ -8874,7 +8874,7 @@
           <wp:inline distT="0" distB="0" distL="0" distR="0">
             <wp:extent cx="5334000" cy="3810000"/>
             <wp:effectExtent t="0" r="0" b="0" l="0"/>
-            <wp:docPr id="1" name="10-prancha.png" descr="Prancha nos antebraços, corpo reto. Na expiração, períneo e abdômen contraem de leve." title="10-prancha.png"/>
+            <wp:docPr id="1" name="10-prancha.jpg" descr="Prancha com os braços estendidos, corpo reto. Na expiração, períneo e abdômen contraem de leve. Nos antebraços, o padrão é o mesmo." title="10-prancha.jpg"/>
             <wp:cNvGraphicFramePr>
               <a:graphicFrameLocks xmlns:a="http://schemas.openxmlformats.org/drawingml/2006/main" noChangeAspect="1"/>
             </wp:cNvGraphicFramePr>
@@ -8923,7 +8923,7 @@
           <w:sz w:val="18"/>
           <w:szCs w:val="18"/>
         </w:rPr>
-        <w:t xml:space="preserve">Prancha nos antebraços, corpo reto. Na expiração, períneo e abdômen contraem de leve.</w:t>
+        <w:t xml:space="preserve">Prancha com os braços estendidos, corpo reto. Na expiração, períneo e abdômen contraem de leve. Nos antebraços, o padrão é o mesmo.</w:t>
       </w:r>
     </w:p>
     <w:p>
@@ -8940,7 +8940,7 @@
           <w:sz w:val="22"/>
           <w:szCs w:val="22"/>
         </w:rPr>
-        <w:t xml:space="preserve">Antebraços no chão, cotovelos embaixo dos ombros, pontas dos pés no chão.</w:t>
+        <w:t xml:space="preserve">Mãos no chão embaixo dos ombros e braços estendidos, como na foto. Se o punho doer, apoie os antebraços com os cotovelos embaixo dos ombros. Pontas dos pés no chão.</w:t>
       </w:r>
     </w:p>
     <w:p>
@@ -9127,7 +9127,7 @@
           <w:sz w:val="22"/>
           <w:szCs w:val="22"/>
         </w:rPr>
-        <w:t xml:space="preserve">Cotovelos sob os ombros e pescoço na linha do corpo, sem peso na nuca.</w:t>
+        <w:t xml:space="preserve">Mãos ou cotovelos sob os ombros e pescoço na linha do corpo, sem peso na nuca.</w:t>
       </w:r>
     </w:p>
     <w:p>
